--- a/wro2026-fe-ouroboros-docs.docx
+++ b/wro2026-fe-ouroboros-docs.docx
@@ -97,7 +97,7 @@
     </w:p>
     <w:sdt>
       <w:sdtPr>
-        <w:id w:val="-1222219434"/>
+        <w:id w:val="-375791296"/>
         <w:docPartObj>
           <w:docPartGallery w:val="Table of Contents"/>
           <w:docPartUnique w:val="1"/>
@@ -1560,12 +1560,12 @@
           <wp:inline distB="114300" distT="114300" distL="114300" distR="114300">
             <wp:extent cx="2743200" cy="2286000"/>
             <wp:effectExtent b="0" l="0" r="0" t="0"/>
-            <wp:docPr id="4" name="image18.jpg"/>
+            <wp:docPr id="4" name="image21.jpg"/>
             <a:graphic>
               <a:graphicData uri="http://schemas.openxmlformats.org/drawingml/2006/picture">
                 <pic:pic>
                   <pic:nvPicPr>
-                    <pic:cNvPr id="0" name="image18.jpg"/>
+                    <pic:cNvPr id="0" name="image21.jpg"/>
                     <pic:cNvPicPr preferRelativeResize="0"/>
                   </pic:nvPicPr>
                   <pic:blipFill>
@@ -1656,7 +1656,7 @@
         <w:rPr>
           <w:rtl w:val="0"/>
         </w:rPr>
-        <w:t xml:space="preserve">The robot utilizes multiple sensors to accurately determine its position and heading relative to the map. These sensors include a two-dimensional planar LiDAR sensor, a 9-DOF IMU, and  a 5-megapixel USB camera. Each sensor was selected for its specific advantages, and together they provide complementary data for robust perception and localization. The sensor data is processed and fused within the system.</w:t>
+        <w:t xml:space="preserve">The robot utilizes multiple sensors to accurately determine its position and heading relative to the map. These sensors include a two-dimensional planar LiDAR sensor, a 9-DOF IMU, magnetic absolute position encoder and  a 5-megapixel USB camera. Each sensor was selected for its specific advantages, and together they provide complementary data for robust perception and localization. The sensor data is processed and fused within the system.</w:t>
       </w:r>
     </w:p>
     <w:p>
@@ -1877,12 +1877,12 @@
             <wp:extent cx="3928226" cy="3938350"/>
             <wp:effectExtent b="0" l="0" r="0" t="0"/>
             <wp:wrapSquare wrapText="bothSides" distB="114300" distT="114300" distL="114300" distR="114300"/>
-            <wp:docPr id="5" name="image14.png"/>
+            <wp:docPr id="5" name="image16.png"/>
             <a:graphic>
               <a:graphicData uri="http://schemas.openxmlformats.org/drawingml/2006/picture">
                 <pic:pic>
                   <pic:nvPicPr>
-                    <pic:cNvPr id="0" name="image14.png"/>
+                    <pic:cNvPr id="0" name="image16.png"/>
                     <pic:cNvPicPr preferRelativeResize="0"/>
                   </pic:nvPicPr>
                   <pic:blipFill>
@@ -1955,12 +1955,12 @@
           <wp:inline distB="114300" distT="114300" distL="114300" distR="114300">
             <wp:extent cx="2575551" cy="4303183"/>
             <wp:effectExtent b="0" l="0" r="0" t="0"/>
-            <wp:docPr id="3" name="image1.jpg"/>
+            <wp:docPr id="3" name="image10.jpg"/>
             <a:graphic>
               <a:graphicData uri="http://schemas.openxmlformats.org/drawingml/2006/picture">
                 <pic:pic>
                   <pic:nvPicPr>
-                    <pic:cNvPr id="0" name="image1.jpg"/>
+                    <pic:cNvPr id="0" name="image10.jpg"/>
                     <pic:cNvPicPr preferRelativeResize="0"/>
                   </pic:nvPicPr>
                   <pic:blipFill>
@@ -3645,16 +3645,27 @@
           <w:rtl w:val="0"/>
         </w:rPr>
         <w:t xml:space="preserve">. The algorithm only uses one CPU thread and therefore allows for additional processes such as communication, control loops and related processes.</w:t>
-        <w:br w:type="textWrapping"/>
-        <w:tab/>
-      </w:r>
-    </w:p>
-    <w:p>
-      <w:pPr>
+      </w:r>
+    </w:p>
+    <w:p>
+      <w:pPr>
+        <w:pStyle w:val="Heading3"/>
         <w:spacing w:after="240" w:before="240" w:lineRule="auto"/>
-        <w:ind w:left="0" w:firstLine="720"/>
-        <w:rPr/>
-      </w:pPr>
+        <w:ind w:left="0" w:firstLine="0"/>
+        <w:jc w:val="center"/>
+        <w:rPr/>
+      </w:pPr>
+      <w:bookmarkStart w:colFirst="0" w:colLast="0" w:name="_nvorti40a0sh" w:id="27"/>
+      <w:bookmarkEnd w:id="27"/>
+      <w:r>
+        <w:rPr>
+          <w:b w:val="1"/>
+          <w:bCs w:val="1"/>
+          <w:color w:val="000000"/>
+          <w:rtl w:val="0"/>
+        </w:rPr>
+        <w:t xml:space="preserve">Creating &amp; Updating Reference Map</w:t>
+      </w:r>
       <w:r>
         <w:rPr>
           <w:rtl w:val="0"/>
@@ -3666,21 +3677,154 @@
         <w:spacing w:after="240" w:before="240" w:lineRule="auto"/>
         <w:ind w:firstLine="720"/>
         <w:jc w:val="left"/>
+        <w:rPr/>
+      </w:pPr>
+      <w:r>
+        <w:rPr>
+          <w:rtl w:val="0"/>
+        </w:rPr>
+        <w:t xml:space="preserve">The reference map used in the ICP starts with already predefined points such as the outer walls and in case of obstacle challenge the parking spot. This reference map is dynamic, points are added to it as the robot explores its environment. The points that are added are first put through a mask. This mask blocks out the addition of any points on the drive surface, excluding signal positions</w:t>
+      </w:r>
+      <w:r>
+        <w:rPr>
+          <w:rtl w:val="0"/>
+        </w:rPr>
+        <w:t xml:space="preserve">. We have a secondary check before adding any points. These points must temporally agree on their positions in multiple previous readings before being added.</w:t>
+      </w:r>
+      <w:r>
+        <w:rPr>
+          <w:rtl w:val="0"/>
+        </w:rPr>
+      </w:r>
+    </w:p>
+    <w:p>
+      <w:pPr>
+        <w:pStyle w:val="Heading3"/>
+        <w:spacing w:after="240" w:before="240" w:lineRule="auto"/>
+        <w:ind w:left="0" w:firstLine="0"/>
+        <w:jc w:val="center"/>
         <w:rPr>
           <w:b w:val="1"/>
           <w:bCs w:val="1"/>
           <w:color w:val="000000"/>
-          <w:sz w:val="26"/>
-          <w:szCs w:val="26"/>
-        </w:rPr>
-      </w:pPr>
+        </w:rPr>
+      </w:pPr>
+      <w:bookmarkStart w:colFirst="0" w:colLast="0" w:name="_ys5ka2ini9bh" w:id="28"/>
+      <w:bookmarkEnd w:id="28"/>
       <w:r>
         <w:rPr>
           <w:b w:val="1"/>
           <w:bCs w:val="1"/>
           <w:color w:val="000000"/>
-          <w:sz w:val="26"/>
-          <w:szCs w:val="26"/>
+          <w:rtl w:val="0"/>
+        </w:rPr>
+        <w:t xml:space="preserve">LiDAR Distortion Correction</w:t>
+      </w:r>
+    </w:p>
+    <w:p>
+      <w:pPr>
+        <w:rPr/>
+      </w:pPr>
+      <w:r>
+        <w:rPr>
+          <w:rtl w:val="0"/>
+        </w:rPr>
+        <w:tab/>
+        <w:t xml:space="preserve">To improve the accuracy and stability of the ICP algorithm, it is necessary to correct the LiDAR data in its uncorrected form. The points from LiDAR are distorted due to the robot rotating during the scan. We correct for this rotation with historical data from the IMU.</w:t>
+      </w:r>
+    </w:p>
+    <w:p>
+      <w:pPr>
+        <w:pStyle w:val="Heading3"/>
+        <w:jc w:val="center"/>
+        <w:rPr>
+          <w:b w:val="1"/>
+          <w:bCs w:val="1"/>
+          <w:color w:val="000000"/>
+        </w:rPr>
+      </w:pPr>
+      <w:bookmarkStart w:colFirst="0" w:colLast="0" w:name="_3hyfh1thn230" w:id="29"/>
+      <w:bookmarkEnd w:id="29"/>
+      <w:r>
+        <w:rPr>
+          <w:b w:val="1"/>
+          <w:bCs w:val="1"/>
+          <w:color w:val="000000"/>
+          <w:rtl w:val="0"/>
+        </w:rPr>
+        <w:t xml:space="preserve">Dead Reckoning</w:t>
+      </w:r>
+    </w:p>
+    <w:p>
+      <w:pPr>
+        <w:rPr/>
+      </w:pPr>
+      <w:r>
+        <w:rPr>
+          <w:rtl w:val="0"/>
+        </w:rPr>
+        <w:tab/>
+        <w:t xml:space="preserve">Dead Reckoning is the process in which we calculate the changing position and rotation based on inertial measurements of the robot. These measurements are heading from the IMU and motor encoder.</w:t>
+      </w:r>
+    </w:p>
+    <w:p>
+      <w:pPr>
+        <w:pStyle w:val="Heading3"/>
+        <w:jc w:val="center"/>
+        <w:rPr>
+          <w:b w:val="1"/>
+          <w:bCs w:val="1"/>
+          <w:color w:val="000000"/>
+        </w:rPr>
+      </w:pPr>
+      <w:bookmarkStart w:colFirst="0" w:colLast="0" w:name="_qphlxisowrsw" w:id="30"/>
+      <w:bookmarkEnd w:id="30"/>
+      <w:r>
+        <w:rPr>
+          <w:b w:val="1"/>
+          <w:bCs w:val="1"/>
+          <w:color w:val="000000"/>
+          <w:rtl w:val="0"/>
+        </w:rPr>
+        <w:t xml:space="preserve">Fusion</w:t>
+      </w:r>
+    </w:p>
+    <w:p>
+      <w:pPr>
+        <w:rPr/>
+      </w:pPr>
+      <w:r>
+        <w:rPr>
+          <w:rtl w:val="0"/>
+        </w:rPr>
+        <w:tab/>
+        <w:t xml:space="preserve">We are using the simplest sensor fusion implementation in case ICP fails to converge to a low cost value. We fall back on dead reckoning for position, until the ICP converges again.</w:t>
+      </w:r>
+      <w:r>
+        <w:rPr>
+          <w:rtl w:val="0"/>
+        </w:rPr>
+      </w:r>
+    </w:p>
+    <w:p>
+      <w:pPr>
+        <w:pStyle w:val="Heading3"/>
+        <w:spacing w:after="240" w:before="240" w:lineRule="auto"/>
+        <w:ind w:left="0" w:firstLine="0"/>
+        <w:jc w:val="center"/>
+        <w:rPr>
+          <w:b w:val="1"/>
+          <w:bCs w:val="1"/>
+          <w:color w:val="000000"/>
+        </w:rPr>
+      </w:pPr>
+      <w:bookmarkStart w:colFirst="0" w:colLast="0" w:name="_l04946yde56l" w:id="31"/>
+      <w:bookmarkEnd w:id="31"/>
+      <w:r>
+        <w:rPr>
+          <w:b w:val="1"/>
+          <w:bCs w:val="1"/>
+          <w:color w:val="000000"/>
           <w:rtl w:val="0"/>
         </w:rPr>
         <w:t xml:space="preserve">Pathfinding Algorithm</w:t>
@@ -3714,12 +3858,12 @@
             <wp:extent cx="2743200" cy="2374247"/>
             <wp:effectExtent b="0" l="0" r="0" t="0"/>
             <wp:wrapSquare wrapText="bothSides" distB="114300" distT="114300" distL="114300" distR="114300"/>
-            <wp:docPr id="8" name="image3.png"/>
+            <wp:docPr id="8" name="image4.png"/>
             <a:graphic>
               <a:graphicData uri="http://schemas.openxmlformats.org/drawingml/2006/picture">
                 <pic:pic>
                   <pic:nvPicPr>
-                    <pic:cNvPr id="0" name="image3.png"/>
+                    <pic:cNvPr id="0" name="image4.png"/>
                     <pic:cNvPicPr preferRelativeResize="0"/>
                   </pic:nvPicPr>
                   <pic:blipFill>
@@ -3853,8 +3997,8 @@
           <w:color w:val="000000"/>
         </w:rPr>
       </w:pPr>
-      <w:bookmarkStart w:colFirst="0" w:colLast="0" w:name="_zhrg6e870gpc" w:id="27"/>
-      <w:bookmarkEnd w:id="27"/>
+      <w:bookmarkStart w:colFirst="0" w:colLast="0" w:name="_zhrg6e870gpc" w:id="32"/>
+      <w:bookmarkEnd w:id="32"/>
       <w:r>
         <w:rPr>
           <w:b w:val="1"/>
@@ -3893,8 +4037,8 @@
           <w:color w:val="000000"/>
         </w:rPr>
       </w:pPr>
-      <w:bookmarkStart w:colFirst="0" w:colLast="0" w:name="_i8p0l84dxlig" w:id="28"/>
-      <w:bookmarkEnd w:id="28"/>
+      <w:bookmarkStart w:colFirst="0" w:colLast="0" w:name="_i8p0l84dxlig" w:id="33"/>
+      <w:bookmarkEnd w:id="33"/>
       <w:r>
         <w:rPr>
           <w:b w:val="1"/>
@@ -3937,8 +4081,8 @@
           <w:color w:val="000000"/>
         </w:rPr>
       </w:pPr>
-      <w:bookmarkStart w:colFirst="0" w:colLast="0" w:name="_v4k9ayz1q4z5" w:id="29"/>
-      <w:bookmarkEnd w:id="29"/>
+      <w:bookmarkStart w:colFirst="0" w:colLast="0" w:name="_v4k9ayz1q4z5" w:id="34"/>
+      <w:bookmarkEnd w:id="34"/>
       <w:r>
         <w:rPr>
           <w:b w:val="1"/>
@@ -3994,8 +4138,8 @@
           <w:color w:val="000000"/>
         </w:rPr>
       </w:pPr>
-      <w:bookmarkStart w:colFirst="0" w:colLast="0" w:name="_aiv5m0adnq82" w:id="30"/>
-      <w:bookmarkEnd w:id="30"/>
+      <w:bookmarkStart w:colFirst="0" w:colLast="0" w:name="_aiv5m0adnq82" w:id="35"/>
+      <w:bookmarkEnd w:id="35"/>
       <w:r>
         <w:br w:type="page"/>
       </w:r>
@@ -4016,8 +4160,8 @@
           <w:color w:val="000000"/>
         </w:rPr>
       </w:pPr>
-      <w:bookmarkStart w:colFirst="0" w:colLast="0" w:name="_o2avrebljn27" w:id="31"/>
-      <w:bookmarkEnd w:id="31"/>
+      <w:bookmarkStart w:colFirst="0" w:colLast="0" w:name="_o2avrebljn27" w:id="36"/>
+      <w:bookmarkEnd w:id="36"/>
       <w:r>
         <w:rPr>
           <w:b w:val="1"/>
@@ -4070,8 +4214,8 @@
           <w:color w:val="000000"/>
         </w:rPr>
       </w:pPr>
-      <w:bookmarkStart w:colFirst="0" w:colLast="0" w:name="_cz1jl2d0a1ec" w:id="32"/>
-      <w:bookmarkEnd w:id="32"/>
+      <w:bookmarkStart w:colFirst="0" w:colLast="0" w:name="_cz1jl2d0a1ec" w:id="37"/>
+      <w:bookmarkEnd w:id="37"/>
       <w:r>
         <w:rPr>
           <w:b w:val="1"/>
@@ -4147,8 +4291,8 @@
           <w:szCs w:val="34"/>
         </w:rPr>
       </w:pPr>
-      <w:bookmarkStart w:colFirst="0" w:colLast="0" w:name="_gzi8f1714hby" w:id="33"/>
-      <w:bookmarkEnd w:id="33"/>
+      <w:bookmarkStart w:colFirst="0" w:colLast="0" w:name="_gzi8f1714hby" w:id="38"/>
+      <w:bookmarkEnd w:id="38"/>
       <w:r>
         <w:rPr>
           <w:b w:val="1"/>
@@ -4188,8 +4332,8 @@
           <w:szCs w:val="26"/>
         </w:rPr>
       </w:pPr>
-      <w:bookmarkStart w:colFirst="0" w:colLast="0" w:name="_x0h789u4mgvd" w:id="34"/>
-      <w:bookmarkEnd w:id="34"/>
+      <w:bookmarkStart w:colFirst="0" w:colLast="0" w:name="_x0h789u4mgvd" w:id="39"/>
+      <w:bookmarkEnd w:id="39"/>
       <w:r>
         <w:rPr>
           <w:b w:val="1"/>
@@ -4383,8 +4527,8 @@
           <w:szCs w:val="26"/>
         </w:rPr>
       </w:pPr>
-      <w:bookmarkStart w:colFirst="0" w:colLast="0" w:name="_t220l7hi4mvj" w:id="35"/>
-      <w:bookmarkEnd w:id="35"/>
+      <w:bookmarkStart w:colFirst="0" w:colLast="0" w:name="_t220l7hi4mvj" w:id="40"/>
+      <w:bookmarkEnd w:id="40"/>
       <w:r>
         <w:rPr>
           <w:b w:val="1"/>
@@ -4438,8 +4582,8 @@
         <w:jc w:val="center"/>
         <w:rPr/>
       </w:pPr>
-      <w:bookmarkStart w:colFirst="0" w:colLast="0" w:name="_qb8qovdak6df" w:id="36"/>
-      <w:bookmarkEnd w:id="36"/>
+      <w:bookmarkStart w:colFirst="0" w:colLast="0" w:name="_qb8qovdak6df" w:id="41"/>
+      <w:bookmarkEnd w:id="41"/>
       <w:r>
         <w:rPr>
           <w:b w:val="1"/>
@@ -4470,8 +4614,8 @@
           <w:szCs w:val="22"/>
         </w:rPr>
       </w:pPr>
-      <w:bookmarkStart w:colFirst="0" w:colLast="0" w:name="_ljrldvycyrf" w:id="37"/>
-      <w:bookmarkEnd w:id="37"/>
+      <w:bookmarkStart w:colFirst="0" w:colLast="0" w:name="_ljrldvycyrf" w:id="42"/>
+      <w:bookmarkEnd w:id="42"/>
       <w:r>
         <w:rPr>
           <w:b w:val="1"/>
@@ -4542,8 +4686,8 @@
           <w:szCs w:val="22"/>
         </w:rPr>
       </w:pPr>
-      <w:bookmarkStart w:colFirst="0" w:colLast="0" w:name="_6a487zmpe2y" w:id="38"/>
-      <w:bookmarkEnd w:id="38"/>
+      <w:bookmarkStart w:colFirst="0" w:colLast="0" w:name="_6a487zmpe2y" w:id="43"/>
+      <w:bookmarkEnd w:id="43"/>
       <w:r>
         <w:rPr>
           <w:b w:val="1"/>
@@ -4701,12 +4845,12 @@
           <wp:inline distB="114300" distT="114300" distL="114300" distR="114300">
             <wp:extent cx="2743200" cy="1130300"/>
             <wp:effectExtent b="0" l="0" r="0" t="0"/>
-            <wp:docPr id="2" name="image12.png"/>
+            <wp:docPr id="2" name="image2.png"/>
             <a:graphic>
               <a:graphicData uri="http://schemas.openxmlformats.org/drawingml/2006/picture">
                 <pic:pic>
                   <pic:nvPicPr>
-                    <pic:cNvPr id="0" name="image12.png"/>
+                    <pic:cNvPr id="0" name="image2.png"/>
                     <pic:cNvPicPr preferRelativeResize="0"/>
                   </pic:nvPicPr>
                   <pic:blipFill>
@@ -4765,12 +4909,12 @@
           <wp:inline distB="114300" distT="114300" distL="114300" distR="114300">
             <wp:extent cx="2743200" cy="1028700"/>
             <wp:effectExtent b="0" l="0" r="0" t="0"/>
-            <wp:docPr id="7" name="image9.png"/>
+            <wp:docPr id="7" name="image3.png"/>
             <a:graphic>
               <a:graphicData uri="http://schemas.openxmlformats.org/drawingml/2006/picture">
                 <pic:pic>
                   <pic:nvPicPr>
-                    <pic:cNvPr id="0" name="image9.png"/>
+                    <pic:cNvPr id="0" name="image3.png"/>
                     <pic:cNvPicPr preferRelativeResize="0"/>
                   </pic:nvPicPr>
                   <pic:blipFill>
@@ -4815,12 +4959,12 @@
           <wp:inline distB="114300" distT="114300" distL="114300" distR="114300">
             <wp:extent cx="2743200" cy="1917700"/>
             <wp:effectExtent b="0" l="0" r="0" t="0"/>
-            <wp:docPr id="21" name="image20.png"/>
+            <wp:docPr id="21" name="image13.png"/>
             <a:graphic>
               <a:graphicData uri="http://schemas.openxmlformats.org/drawingml/2006/picture">
                 <pic:pic>
                   <pic:nvPicPr>
-                    <pic:cNvPr id="0" name="image20.png"/>
+                    <pic:cNvPr id="0" name="image13.png"/>
                     <pic:cNvPicPr preferRelativeResize="0"/>
                   </pic:nvPicPr>
                   <pic:blipFill>
@@ -4872,8 +5016,8 @@
         <w:jc w:val="center"/>
         <w:rPr/>
       </w:pPr>
-      <w:bookmarkStart w:colFirst="0" w:colLast="0" w:name="_981yla1d0z0z" w:id="39"/>
-      <w:bookmarkEnd w:id="39"/>
+      <w:bookmarkStart w:colFirst="0" w:colLast="0" w:name="_981yla1d0z0z" w:id="44"/>
+      <w:bookmarkEnd w:id="44"/>
       <w:r>
         <w:rPr>
           <w:b w:val="1"/>
@@ -4918,12 +5062,12 @@
           <wp:inline distB="114300" distT="114300" distL="114300" distR="114300">
             <wp:extent cx="2743200" cy="2298700"/>
             <wp:effectExtent b="0" l="0" r="0" t="0"/>
-            <wp:docPr id="10" name="image11.png"/>
+            <wp:docPr id="10" name="image7.png"/>
             <a:graphic>
               <a:graphicData uri="http://schemas.openxmlformats.org/drawingml/2006/picture">
                 <pic:pic>
                   <pic:nvPicPr>
-                    <pic:cNvPr id="0" name="image11.png"/>
+                    <pic:cNvPr id="0" name="image7.png"/>
                     <pic:cNvPicPr preferRelativeResize="0"/>
                   </pic:nvPicPr>
                   <pic:blipFill>
@@ -4999,12 +5143,12 @@
           <wp:inline distB="114300" distT="114300" distL="114300" distR="114300">
             <wp:extent cx="2743200" cy="2222500"/>
             <wp:effectExtent b="0" l="0" r="0" t="0"/>
-            <wp:docPr id="1" name="image5.png"/>
+            <wp:docPr id="1" name="image1.png"/>
             <a:graphic>
               <a:graphicData uri="http://schemas.openxmlformats.org/drawingml/2006/picture">
                 <pic:pic>
                   <pic:nvPicPr>
-                    <pic:cNvPr id="0" name="image5.png"/>
+                    <pic:cNvPr id="0" name="image1.png"/>
                     <pic:cNvPicPr preferRelativeResize="0"/>
                   </pic:nvPicPr>
                   <pic:blipFill>
@@ -5081,12 +5225,12 @@
           <wp:inline distB="114300" distT="114300" distL="114300" distR="114300">
             <wp:extent cx="2743200" cy="2209800"/>
             <wp:effectExtent b="0" l="0" r="0" t="0"/>
-            <wp:docPr id="17" name="image16.png"/>
+            <wp:docPr id="17" name="image15.png"/>
             <a:graphic>
               <a:graphicData uri="http://schemas.openxmlformats.org/drawingml/2006/picture">
                 <pic:pic>
                   <pic:nvPicPr>
-                    <pic:cNvPr id="0" name="image16.png"/>
+                    <pic:cNvPr id="0" name="image15.png"/>
                     <pic:cNvPicPr preferRelativeResize="0"/>
                   </pic:nvPicPr>
                   <pic:blipFill>
@@ -5163,12 +5307,12 @@
           <wp:inline distB="114300" distT="114300" distL="114300" distR="114300">
             <wp:extent cx="2743200" cy="1803400"/>
             <wp:effectExtent b="0" l="0" r="0" t="0"/>
-            <wp:docPr id="6" name="image4.png"/>
+            <wp:docPr id="6" name="image6.png"/>
             <a:graphic>
               <a:graphicData uri="http://schemas.openxmlformats.org/drawingml/2006/picture">
                 <pic:pic>
                   <pic:nvPicPr>
-                    <pic:cNvPr id="0" name="image4.png"/>
+                    <pic:cNvPr id="0" name="image6.png"/>
                     <pic:cNvPicPr preferRelativeResize="0"/>
                   </pic:nvPicPr>
                   <pic:blipFill>
@@ -5245,12 +5389,12 @@
           <wp:inline distB="114300" distT="114300" distL="114300" distR="114300">
             <wp:extent cx="2743200" cy="1854200"/>
             <wp:effectExtent b="0" l="0" r="0" t="0"/>
-            <wp:docPr id="15" name="image10.png"/>
+            <wp:docPr id="15" name="image17.png"/>
             <a:graphic>
               <a:graphicData uri="http://schemas.openxmlformats.org/drawingml/2006/picture">
                 <pic:pic>
                   <pic:nvPicPr>
-                    <pic:cNvPr id="0" name="image10.png"/>
+                    <pic:cNvPr id="0" name="image17.png"/>
                     <pic:cNvPicPr preferRelativeResize="0"/>
                   </pic:nvPicPr>
                   <pic:blipFill>
@@ -5326,12 +5470,12 @@
           <wp:inline distB="114300" distT="114300" distL="114300" distR="114300">
             <wp:extent cx="2743200" cy="1955800"/>
             <wp:effectExtent b="0" l="0" r="0" t="0"/>
-            <wp:docPr id="11" name="image21.png"/>
+            <wp:docPr id="11" name="image11.png"/>
             <a:graphic>
               <a:graphicData uri="http://schemas.openxmlformats.org/drawingml/2006/picture">
                 <pic:pic>
                   <pic:nvPicPr>
-                    <pic:cNvPr id="0" name="image21.png"/>
+                    <pic:cNvPr id="0" name="image11.png"/>
                     <pic:cNvPicPr preferRelativeResize="0"/>
                   </pic:nvPicPr>
                   <pic:blipFill>
@@ -5408,12 +5552,12 @@
           <wp:inline distB="114300" distT="114300" distL="114300" distR="114300">
             <wp:extent cx="2743200" cy="2019300"/>
             <wp:effectExtent b="0" l="0" r="0" t="0"/>
-            <wp:docPr id="18" name="image13.png"/>
+            <wp:docPr id="18" name="image9.png"/>
             <a:graphic>
               <a:graphicData uri="http://schemas.openxmlformats.org/drawingml/2006/picture">
                 <pic:pic>
                   <pic:nvPicPr>
-                    <pic:cNvPr id="0" name="image13.png"/>
+                    <pic:cNvPr id="0" name="image9.png"/>
                     <pic:cNvPicPr preferRelativeResize="0"/>
                   </pic:nvPicPr>
                   <pic:blipFill>
@@ -5490,12 +5634,12 @@
           <wp:inline distB="114300" distT="114300" distL="114300" distR="114300">
             <wp:extent cx="2743200" cy="2209800"/>
             <wp:effectExtent b="0" l="0" r="0" t="0"/>
-            <wp:docPr id="12" name="image6.png"/>
+            <wp:docPr id="12" name="image14.png"/>
             <a:graphic>
               <a:graphicData uri="http://schemas.openxmlformats.org/drawingml/2006/picture">
                 <pic:pic>
                   <pic:nvPicPr>
-                    <pic:cNvPr id="0" name="image6.png"/>
+                    <pic:cNvPr id="0" name="image14.png"/>
                     <pic:cNvPicPr preferRelativeResize="0"/>
                   </pic:nvPicPr>
                   <pic:blipFill>
@@ -5572,12 +5716,12 @@
           <wp:inline distB="114300" distT="114300" distL="114300" distR="114300">
             <wp:extent cx="2743200" cy="2717800"/>
             <wp:effectExtent b="0" l="0" r="0" t="0"/>
-            <wp:docPr id="9" name="image17.png"/>
+            <wp:docPr id="9" name="image18.png"/>
             <a:graphic>
               <a:graphicData uri="http://schemas.openxmlformats.org/drawingml/2006/picture">
                 <pic:pic>
                   <pic:nvPicPr>
-                    <pic:cNvPr id="0" name="image17.png"/>
+                    <pic:cNvPr id="0" name="image18.png"/>
                     <pic:cNvPicPr preferRelativeResize="0"/>
                   </pic:nvPicPr>
                   <pic:blipFill>
@@ -5654,12 +5798,12 @@
           <wp:inline distB="114300" distT="114300" distL="114300" distR="114300">
             <wp:extent cx="2743200" cy="2349500"/>
             <wp:effectExtent b="0" l="0" r="0" t="0"/>
-            <wp:docPr id="14" name="image7.png"/>
+            <wp:docPr id="14" name="image19.png"/>
             <a:graphic>
               <a:graphicData uri="http://schemas.openxmlformats.org/drawingml/2006/picture">
                 <pic:pic>
                   <pic:nvPicPr>
-                    <pic:cNvPr id="0" name="image7.png"/>
+                    <pic:cNvPr id="0" name="image19.png"/>
                     <pic:cNvPicPr preferRelativeResize="0"/>
                   </pic:nvPicPr>
                   <pic:blipFill>
@@ -5725,12 +5869,12 @@
           <wp:inline distB="114300" distT="114300" distL="114300" distR="114300">
             <wp:extent cx="1261299" cy="2852738"/>
             <wp:effectExtent b="0" l="0" r="0" t="0"/>
-            <wp:docPr id="16" name="image2.png"/>
+            <wp:docPr id="16" name="image8.png"/>
             <a:graphic>
               <a:graphicData uri="http://schemas.openxmlformats.org/drawingml/2006/picture">
                 <pic:pic>
                   <pic:nvPicPr>
-                    <pic:cNvPr id="0" name="image2.png"/>
+                    <pic:cNvPr id="0" name="image8.png"/>
                     <pic:cNvPicPr preferRelativeResize="0"/>
                   </pic:nvPicPr>
                   <pic:blipFill>
@@ -5807,12 +5951,12 @@
           <wp:inline distB="114300" distT="114300" distL="114300" distR="114300">
             <wp:extent cx="2743200" cy="2438400"/>
             <wp:effectExtent b="0" l="0" r="0" t="0"/>
-            <wp:docPr id="20" name="image8.png"/>
+            <wp:docPr id="20" name="image12.png"/>
             <a:graphic>
               <a:graphicData uri="http://schemas.openxmlformats.org/drawingml/2006/picture">
                 <pic:pic>
                   <pic:nvPicPr>
-                    <pic:cNvPr id="0" name="image8.png"/>
+                    <pic:cNvPr id="0" name="image12.png"/>
                     <pic:cNvPicPr preferRelativeResize="0"/>
                   </pic:nvPicPr>
                   <pic:blipFill>
@@ -5879,12 +6023,12 @@
           <wp:inline distB="114300" distT="114300" distL="114300" distR="114300">
             <wp:extent cx="2743200" cy="2514600"/>
             <wp:effectExtent b="0" l="0" r="0" t="0"/>
-            <wp:docPr id="13" name="image19.jpg"/>
+            <wp:docPr id="13" name="image20.jpg"/>
             <a:graphic>
               <a:graphicData uri="http://schemas.openxmlformats.org/drawingml/2006/picture">
                 <pic:pic>
                   <pic:nvPicPr>
-                    <pic:cNvPr id="0" name="image19.jpg"/>
+                    <pic:cNvPr id="0" name="image20.jpg"/>
                     <pic:cNvPicPr preferRelativeResize="0"/>
                   </pic:nvPicPr>
                   <pic:blipFill>
@@ -5963,12 +6107,12 @@
           <wp:inline distB="114300" distT="114300" distL="114300" distR="114300">
             <wp:extent cx="2633663" cy="2200275"/>
             <wp:effectExtent b="0" l="0" r="0" t="0"/>
-            <wp:docPr id="19" name="image15.png"/>
+            <wp:docPr id="19" name="image5.png"/>
             <a:graphic>
               <a:graphicData uri="http://schemas.openxmlformats.org/drawingml/2006/picture">
                 <pic:pic>
                   <pic:nvPicPr>
-                    <pic:cNvPr id="0" name="image15.png"/>
+                    <pic:cNvPr id="0" name="image5.png"/>
                     <pic:cNvPicPr preferRelativeResize="0"/>
                   </pic:nvPicPr>
                   <pic:blipFill>
@@ -6030,8 +6174,8 @@
           <w:szCs w:val="34"/>
         </w:rPr>
       </w:pPr>
-      <w:bookmarkStart w:colFirst="0" w:colLast="0" w:name="_up085fcuq80z" w:id="40"/>
-      <w:bookmarkEnd w:id="40"/>
+      <w:bookmarkStart w:colFirst="0" w:colLast="0" w:name="_up085fcuq80z" w:id="45"/>
+      <w:bookmarkEnd w:id="45"/>
       <w:r>
         <w:rPr>
           <w:b w:val="1"/>
@@ -6107,12 +6251,6 @@
         </w:rPr>
         <w:t xml:space="preserve">Although further improvements can be made in certain areas, the current implementation demonstrates a robust and optimized solution. Overall, the system reflects a comprehensive engineering approach, combining theoretical understanding with practical design decisions to successfully address the requirements of the competition.</w:t>
       </w:r>
-    </w:p>
-    <w:p>
-      <w:pPr>
-        <w:spacing w:after="240" w:before="240" w:lineRule="auto"/>
-        <w:rPr/>
-      </w:pPr>
       <w:r>
         <w:rPr>
           <w:rtl w:val="0"/>
